--- a/HR/_SPK/SPK_Dwi_3bln.docx
+++ b/HR/_SPK/SPK_Dwi_3bln.docx
@@ -1,6 +1,6 @@
 
 <file path=word/document.xml><?xml version="1.0" encoding="utf-8"?>
-<w:document xmlns:wpc="http://schemas.microsoft.com/office/word/2010/wordprocessingCanvas" xmlns:cx="http://schemas.microsoft.com/office/drawing/2014/chartex" xmlns:cx1="http://schemas.microsoft.com/office/drawing/2015/9/8/chartex" xmlns:cx2="http://schemas.microsoft.com/office/drawing/2015/10/21/chartex" xmlns:cx3="http://schemas.microsoft.com/office/drawing/2016/5/9/chartex" xmlns:cx4="http://schemas.microsoft.com/office/drawing/2016/5/10/chartex" xmlns:cx5="http://schemas.microsoft.com/office/drawing/2016/5/11/chartex" xmlns:cx6="http://schemas.microsoft.com/office/drawing/2016/5/12/chartex" xmlns:cx7="http://schemas.microsoft.com/office/drawing/2016/5/13/chartex" xmlns:cx8="http://schemas.microsoft.com/office/drawing/2016/5/14/chartex" xmlns:mc="http://schemas.openxmlformats.org/markup-compatibility/2006" xmlns:aink="http://schemas.microsoft.com/office/drawing/2016/ink" xmlns:am3d="http://schemas.microsoft.com/office/drawing/2017/model3d" xmlns:o="urn:schemas-microsoft-com:office:office" xmlns:oel="http://schemas.microsoft.com/office/2019/extlst" xmlns:r="http://schemas.openxmlformats.org/officeDocument/2006/relationships" xmlns:m="http://schemas.openxmlformats.org/officeDocument/2006/math" xmlns:v="urn:schemas-microsoft-com:vml" xmlns:wp14="http://schemas.microsoft.com/office/word/2010/wordprocessingDrawing" xmlns:wp="http://schemas.openxmlformats.org/drawingml/2006/wordprocessingDrawing" xmlns:w10="urn:schemas-microsoft-com:office:word" xmlns:w="http://schemas.openxmlformats.org/wordprocessingml/2006/main" xmlns:w14="http://schemas.microsoft.com/office/word/2010/wordml" xmlns:w15="http://schemas.microsoft.com/office/word/2012/wordml" xmlns:w16cex="http://schemas.microsoft.com/office/word/2018/wordml/cex" xmlns:w16cid="http://schemas.microsoft.com/office/word/2016/wordml/cid" xmlns:w16="http://schemas.microsoft.com/office/word/2018/wordml" xmlns:w16du="http://schemas.microsoft.com/office/word/2023/wordml/word16du" xmlns:w16sdtdh="http://schemas.microsoft.com/office/word/2020/wordml/sdtdatahash" xmlns:w16sdtfl="http://schemas.microsoft.com/office/word/2024/wordml/sdtformatlock" xmlns:w16se="http://schemas.microsoft.com/office/word/2015/wordml/symex" xmlns:wpg="http://schemas.microsoft.com/office/word/2010/wordprocessingGroup" xmlns:wpi="http://schemas.microsoft.com/office/word/2010/wordprocessingInk" xmlns:wne="http://schemas.microsoft.com/office/word/2006/wordml" xmlns:wps="http://schemas.microsoft.com/office/word/2010/wordprocessingShape" mc:Ignorable="w14 w15 w16se w16cid w16 w16cex w16sdtdh w16sdtfl w16du wp14">
+<w:document xmlns:wpc="http://schemas.microsoft.com/office/word/2010/wordprocessingCanvas" xmlns:cx="http://schemas.microsoft.com/office/drawing/2014/chartex" xmlns:cx1="http://schemas.microsoft.com/office/drawing/2015/9/8/chartex" xmlns:cx2="http://schemas.microsoft.com/office/drawing/2015/10/21/chartex" xmlns:cx3="http://schemas.microsoft.com/office/drawing/2016/5/9/chartex" xmlns:cx4="http://schemas.microsoft.com/office/drawing/2016/5/10/chartex" xmlns:cx5="http://schemas.microsoft.com/office/drawing/2016/5/11/chartex" xmlns:cx6="http://schemas.microsoft.com/office/drawing/2016/5/12/chartex" xmlns:cx7="http://schemas.microsoft.com/office/drawing/2016/5/13/chartex" xmlns:cx8="http://schemas.microsoft.com/office/drawing/2016/5/14/chartex" xmlns:mc="http://schemas.openxmlformats.org/markup-compatibility/2006" xmlns:aink="http://schemas.microsoft.com/office/drawing/2016/ink" xmlns:am3d="http://schemas.microsoft.com/office/drawing/2017/model3d" xmlns:o="urn:schemas-microsoft-com:office:office" xmlns:r="http://schemas.openxmlformats.org/officeDocument/2006/relationships" xmlns:m="http://schemas.openxmlformats.org/officeDocument/2006/math" xmlns:v="urn:schemas-microsoft-com:vml" xmlns:wp14="http://schemas.microsoft.com/office/word/2010/wordprocessingDrawing" xmlns:wp="http://schemas.openxmlformats.org/drawingml/2006/wordprocessingDrawing" xmlns:w10="urn:schemas-microsoft-com:office:word" xmlns:w="http://schemas.openxmlformats.org/wordprocessingml/2006/main" xmlns:w14="http://schemas.microsoft.com/office/word/2010/wordml" xmlns:w15="http://schemas.microsoft.com/office/word/2012/wordml" xmlns:w16cex="http://schemas.microsoft.com/office/word/2018/wordml/cex" xmlns:w16cid="http://schemas.microsoft.com/office/word/2016/wordml/cid" xmlns:w16="http://schemas.microsoft.com/office/word/2018/wordml" xmlns:w16sdtdh="http://schemas.microsoft.com/office/word/2020/wordml/sdtdatahash" xmlns:w16se="http://schemas.microsoft.com/office/word/2015/wordml/symex" xmlns:wpg="http://schemas.microsoft.com/office/word/2010/wordprocessingGroup" xmlns:wpi="http://schemas.microsoft.com/office/word/2010/wordprocessingInk" xmlns:wne="http://schemas.microsoft.com/office/word/2006/wordml" xmlns:wps="http://schemas.microsoft.com/office/word/2010/wordprocessingShape" mc:Ignorable="w14 w15 w16se w16cid w16 w16cex w16sdtdh wp14">
   <w:body>
     <w:p>
       <w:pPr>
@@ -368,7 +368,21 @@
         <w:rPr>
           <w:rFonts w:ascii="Calibri" w:eastAsia="Calibri" w:hAnsi="Calibri" w:cs="Calibri"/>
         </w:rPr>
-        <w:t xml:space="preserve"> nama </w:t>
+        <w:t xml:space="preserve"> </w:t>
+      </w:r>
+      <w:proofErr w:type="spellStart"/>
+      <w:r>
+        <w:rPr>
+          <w:rFonts w:ascii="Calibri" w:eastAsia="Calibri" w:hAnsi="Calibri" w:cs="Calibri"/>
+        </w:rPr>
+        <w:t>nama</w:t>
+      </w:r>
+      <w:proofErr w:type="spellEnd"/>
+      <w:r>
+        <w:rPr>
+          <w:rFonts w:ascii="Calibri" w:eastAsia="Calibri" w:hAnsi="Calibri" w:cs="Calibri"/>
+        </w:rPr>
+        <w:t xml:space="preserve"> </w:t>
       </w:r>
       <w:r>
         <w:rPr>
@@ -918,6 +932,7 @@
         </w:rPr>
         <w:t xml:space="preserve"> </w:t>
       </w:r>
+      <w:proofErr w:type="spellStart"/>
       <w:r>
         <w:rPr>
           <w:rFonts w:ascii="Calibri" w:eastAsia="Calibri" w:hAnsi="Calibri" w:cs="Calibri"/>
@@ -925,6 +940,7 @@
         </w:rPr>
         <w:t>Juli</w:t>
       </w:r>
+      <w:proofErr w:type="spellEnd"/>
       <w:r>
         <w:rPr>
           <w:rFonts w:ascii="Calibri" w:eastAsia="Calibri" w:hAnsi="Calibri" w:cs="Calibri"/>
@@ -1915,6 +1931,52 @@
           <w:rFonts w:ascii="Calibri" w:eastAsia="Calibri" w:hAnsi="Calibri" w:cs="Calibri"/>
           <w:b/>
         </w:rPr>
+        <w:br/>
+      </w:r>
+      <w:r>
+        <w:rPr>
+          <w:rFonts w:ascii="Calibri" w:eastAsia="Calibri" w:hAnsi="Calibri" w:cs="Calibri"/>
+          <w:b/>
+        </w:rPr>
+        <w:br/>
+      </w:r>
+    </w:p>
+    <w:p>
+      <w:pPr>
+        <w:rPr>
+          <w:rFonts w:ascii="Calibri" w:eastAsia="Calibri" w:hAnsi="Calibri" w:cs="Calibri"/>
+          <w:b/>
+        </w:rPr>
+      </w:pPr>
+      <w:r>
+        <w:rPr>
+          <w:rFonts w:ascii="Calibri" w:eastAsia="Calibri" w:hAnsi="Calibri" w:cs="Calibri"/>
+          <w:b/>
+        </w:rPr>
+        <w:br w:type="page"/>
+      </w:r>
+    </w:p>
+    <w:p>
+      <w:pPr>
+        <w:pBdr>
+          <w:top w:val="none" w:sz="0" w:space="7" w:color="000000"/>
+          <w:left w:val="none" w:sz="0" w:space="0" w:color="000000"/>
+          <w:bottom w:val="none" w:sz="0" w:space="0" w:color="000000"/>
+          <w:right w:val="none" w:sz="0" w:space="0" w:color="000000"/>
+        </w:pBdr>
+        <w:spacing w:line="360" w:lineRule="auto"/>
+        <w:jc w:val="center"/>
+        <w:rPr>
+          <w:rFonts w:ascii="Calibri" w:eastAsia="Calibri" w:hAnsi="Calibri" w:cs="Calibri"/>
+          <w:b/>
+        </w:rPr>
+      </w:pPr>
+      <w:r>
+        <w:rPr>
+          <w:rFonts w:ascii="Calibri" w:eastAsia="Calibri" w:hAnsi="Calibri" w:cs="Calibri"/>
+          <w:b/>
+        </w:rPr>
+        <w:lastRenderedPageBreak/>
         <w:t>PASAL 2</w:t>
       </w:r>
     </w:p>
@@ -1940,11 +2002,19 @@
           <w:rFonts w:ascii="Calibri" w:eastAsia="Calibri" w:hAnsi="Calibri" w:cs="Calibri"/>
         </w:rPr>
       </w:pPr>
-      <w:r>
-        <w:rPr>
-          <w:rFonts w:ascii="Calibri" w:eastAsia="Calibri" w:hAnsi="Calibri" w:cs="Calibri"/>
-        </w:rPr>
-        <w:t xml:space="preserve">Jenis </w:t>
+      <w:proofErr w:type="spellStart"/>
+      <w:r>
+        <w:rPr>
+          <w:rFonts w:ascii="Calibri" w:eastAsia="Calibri" w:hAnsi="Calibri" w:cs="Calibri"/>
+        </w:rPr>
+        <w:t>Jenis</w:t>
+      </w:r>
+      <w:proofErr w:type="spellEnd"/>
+      <w:r>
+        <w:rPr>
+          <w:rFonts w:ascii="Calibri" w:eastAsia="Calibri" w:hAnsi="Calibri" w:cs="Calibri"/>
+        </w:rPr>
+        <w:t xml:space="preserve"> </w:t>
       </w:r>
       <w:proofErr w:type="spellStart"/>
       <w:r>
@@ -3209,7 +3279,21 @@
         <w:rPr>
           <w:rFonts w:ascii="Calibri" w:eastAsia="Calibri" w:hAnsi="Calibri" w:cs="Calibri"/>
         </w:rPr>
-        <w:t xml:space="preserve"> Republik Indonesia (NKRI).</w:t>
+        <w:t xml:space="preserve"> </w:t>
+      </w:r>
+      <w:proofErr w:type="spellStart"/>
+      <w:r>
+        <w:rPr>
+          <w:rFonts w:ascii="Calibri" w:eastAsia="Calibri" w:hAnsi="Calibri" w:cs="Calibri"/>
+        </w:rPr>
+        <w:t>Republik</w:t>
+      </w:r>
+      <w:proofErr w:type="spellEnd"/>
+      <w:r>
+        <w:rPr>
+          <w:rFonts w:ascii="Calibri" w:eastAsia="Calibri" w:hAnsi="Calibri" w:cs="Calibri"/>
+        </w:rPr>
+        <w:t xml:space="preserve"> Indonesia (NKRI).</w:t>
       </w:r>
     </w:p>
     <w:p>
@@ -3490,7 +3574,23 @@
           <w:rFonts w:ascii="Calibri" w:eastAsia="Calibri" w:hAnsi="Calibri" w:cs="Calibri"/>
           <w:lang w:val="en-ID"/>
         </w:rPr>
-        <w:t xml:space="preserve"> 2 (dua) shift, </w:t>
+        <w:t xml:space="preserve"> 2 (</w:t>
+      </w:r>
+      <w:proofErr w:type="spellStart"/>
+      <w:r>
+        <w:rPr>
+          <w:rFonts w:ascii="Calibri" w:eastAsia="Calibri" w:hAnsi="Calibri" w:cs="Calibri"/>
+          <w:lang w:val="en-ID"/>
+        </w:rPr>
+        <w:t>dua</w:t>
+      </w:r>
+      <w:proofErr w:type="spellEnd"/>
+      <w:r>
+        <w:rPr>
+          <w:rFonts w:ascii="Calibri" w:eastAsia="Calibri" w:hAnsi="Calibri" w:cs="Calibri"/>
+          <w:lang w:val="en-ID"/>
+        </w:rPr>
+        <w:t xml:space="preserve">) shift, </w:t>
       </w:r>
       <w:proofErr w:type="spellStart"/>
       <w:r>
@@ -3532,32 +3632,14 @@
           <w:bCs/>
           <w:lang w:val="en-ID"/>
         </w:rPr>
-        <w:t xml:space="preserve">Shift </w:t>
-      </w:r>
-      <w:proofErr w:type="gramStart"/>
-      <w:r>
-        <w:rPr>
-          <w:rFonts w:ascii="Calibri" w:eastAsia="Calibri" w:hAnsi="Calibri" w:cs="Calibri"/>
-          <w:b/>
-          <w:bCs/>
+        <w:t>Shift Pagi</w:t>
+      </w:r>
+      <w:r>
+        <w:rPr>
+          <w:rFonts w:ascii="Calibri" w:eastAsia="Calibri" w:hAnsi="Calibri" w:cs="Calibri"/>
           <w:lang w:val="en-ID"/>
         </w:rPr>
-        <w:t>Pagi</w:t>
-      </w:r>
-      <w:r>
-        <w:rPr>
-          <w:rFonts w:ascii="Calibri" w:eastAsia="Calibri" w:hAnsi="Calibri" w:cs="Calibri"/>
-          <w:lang w:val="en-ID"/>
-        </w:rPr>
-        <w:t xml:space="preserve"> :</w:t>
-      </w:r>
-      <w:proofErr w:type="gramEnd"/>
-      <w:r>
-        <w:rPr>
-          <w:rFonts w:ascii="Calibri" w:eastAsia="Calibri" w:hAnsi="Calibri" w:cs="Calibri"/>
-          <w:lang w:val="en-ID"/>
-        </w:rPr>
-        <w:t xml:space="preserve"> </w:t>
+        <w:t xml:space="preserve"> : </w:t>
       </w:r>
       <w:proofErr w:type="spellStart"/>
       <w:r>
@@ -3615,32 +3697,14 @@
           <w:bCs/>
           <w:lang w:val="en-ID"/>
         </w:rPr>
-        <w:t xml:space="preserve">Shift </w:t>
-      </w:r>
-      <w:proofErr w:type="gramStart"/>
-      <w:r>
-        <w:rPr>
-          <w:rFonts w:ascii="Calibri" w:eastAsia="Calibri" w:hAnsi="Calibri" w:cs="Calibri"/>
-          <w:b/>
-          <w:bCs/>
+        <w:t>Shift Siang</w:t>
+      </w:r>
+      <w:r>
+        <w:rPr>
+          <w:rFonts w:ascii="Calibri" w:eastAsia="Calibri" w:hAnsi="Calibri" w:cs="Calibri"/>
           <w:lang w:val="en-ID"/>
         </w:rPr>
-        <w:t>Siang</w:t>
-      </w:r>
-      <w:r>
-        <w:rPr>
-          <w:rFonts w:ascii="Calibri" w:eastAsia="Calibri" w:hAnsi="Calibri" w:cs="Calibri"/>
-          <w:lang w:val="en-ID"/>
-        </w:rPr>
-        <w:t xml:space="preserve"> :</w:t>
-      </w:r>
-      <w:proofErr w:type="gramEnd"/>
-      <w:r>
-        <w:rPr>
-          <w:rFonts w:ascii="Calibri" w:eastAsia="Calibri" w:hAnsi="Calibri" w:cs="Calibri"/>
-          <w:lang w:val="en-ID"/>
-        </w:rPr>
-        <w:t xml:space="preserve"> </w:t>
+        <w:t xml:space="preserve"> : </w:t>
       </w:r>
       <w:proofErr w:type="spellStart"/>
       <w:r>
@@ -4475,6 +4539,7 @@
         <w:rPr>
           <w:rFonts w:ascii="Calibri" w:eastAsia="Calibri" w:hAnsi="Calibri" w:cs="Calibri"/>
         </w:rPr>
+        <w:lastRenderedPageBreak/>
         <w:t xml:space="preserve">Waktu </w:t>
       </w:r>
       <w:proofErr w:type="spellStart"/>
@@ -4738,7 +4803,23 @@
           <w:rFonts w:ascii="Calibri" w:eastAsia="Calibri" w:hAnsi="Calibri" w:cs="Calibri"/>
           <w:shd w:val="clear" w:color="auto" w:fill="F8F8F8"/>
         </w:rPr>
-        <w:t xml:space="preserve"> wilayah Republik Indonesia pada Cabang </w:t>
+        <w:t xml:space="preserve"> wilayah </w:t>
+      </w:r>
+      <w:proofErr w:type="spellStart"/>
+      <w:r>
+        <w:rPr>
+          <w:rFonts w:ascii="Calibri" w:eastAsia="Calibri" w:hAnsi="Calibri" w:cs="Calibri"/>
+          <w:shd w:val="clear" w:color="auto" w:fill="F8F8F8"/>
+        </w:rPr>
+        <w:t>Republik</w:t>
+      </w:r>
+      <w:proofErr w:type="spellEnd"/>
+      <w:r>
+        <w:rPr>
+          <w:rFonts w:ascii="Calibri" w:eastAsia="Calibri" w:hAnsi="Calibri" w:cs="Calibri"/>
+          <w:shd w:val="clear" w:color="auto" w:fill="F8F8F8"/>
+        </w:rPr>
+        <w:t xml:space="preserve"> Indonesia pada Cabang </w:t>
       </w:r>
       <w:proofErr w:type="spellStart"/>
       <w:r>
@@ -5493,6 +5574,21 @@
           <w:right w:val="none" w:sz="0" w:space="0" w:color="000000"/>
         </w:pBdr>
         <w:spacing w:line="360" w:lineRule="auto"/>
+        <w:rPr>
+          <w:rFonts w:ascii="Calibri" w:eastAsia="Calibri" w:hAnsi="Calibri" w:cs="Calibri"/>
+          <w:b/>
+        </w:rPr>
+      </w:pPr>
+    </w:p>
+    <w:p>
+      <w:pPr>
+        <w:pBdr>
+          <w:top w:val="none" w:sz="0" w:space="7" w:color="000000"/>
+          <w:left w:val="none" w:sz="0" w:space="0" w:color="000000"/>
+          <w:bottom w:val="none" w:sz="0" w:space="0" w:color="000000"/>
+          <w:right w:val="none" w:sz="0" w:space="0" w:color="000000"/>
+        </w:pBdr>
+        <w:spacing w:line="360" w:lineRule="auto"/>
         <w:jc w:val="center"/>
         <w:rPr>
           <w:rFonts w:ascii="Calibri" w:eastAsia="Calibri" w:hAnsi="Calibri" w:cs="Calibri"/>
@@ -6385,10 +6481,9 @@
           <w:right w:val="none" w:sz="0" w:space="0" w:color="000000"/>
         </w:pBdr>
         <w:spacing w:line="360" w:lineRule="auto"/>
-        <w:ind w:left="360"/>
-        <w:jc w:val="both"/>
-        <w:rPr>
-          <w:rFonts w:ascii="Calibri" w:eastAsia="Calibri" w:hAnsi="Calibri" w:cs="Calibri"/>
+        <w:rPr>
+          <w:rFonts w:ascii="Calibri" w:eastAsia="Calibri" w:hAnsi="Calibri" w:cs="Calibri"/>
+          <w:b/>
         </w:rPr>
       </w:pPr>
     </w:p>
@@ -6726,9 +6821,9 @@
           <w:right w:val="none" w:sz="0" w:space="0" w:color="000000"/>
         </w:pBdr>
         <w:spacing w:line="360" w:lineRule="auto"/>
-        <w:jc w:val="both"/>
-        <w:rPr>
-          <w:rFonts w:ascii="Calibri" w:eastAsia="Calibri" w:hAnsi="Calibri" w:cs="Calibri"/>
+        <w:rPr>
+          <w:rFonts w:ascii="Calibri" w:eastAsia="Calibri" w:hAnsi="Calibri" w:cs="Calibri"/>
+          <w:b/>
         </w:rPr>
       </w:pPr>
     </w:p>
@@ -7266,7 +7361,6 @@
         <w:rPr>
           <w:rFonts w:ascii="Calibri" w:eastAsia="Calibri" w:hAnsi="Calibri" w:cs="Calibri"/>
         </w:rPr>
-        <w:lastRenderedPageBreak/>
         <w:t>Pengakhiran</w:t>
       </w:r>
       <w:proofErr w:type="spellEnd"/>
@@ -7590,6 +7684,22 @@
         </w:rPr>
         <w:t>.</w:t>
       </w:r>
+    </w:p>
+    <w:p>
+      <w:pPr>
+        <w:pBdr>
+          <w:top w:val="none" w:sz="0" w:space="7" w:color="000000"/>
+          <w:left w:val="none" w:sz="0" w:space="0" w:color="000000"/>
+          <w:bottom w:val="none" w:sz="0" w:space="0" w:color="000000"/>
+          <w:right w:val="none" w:sz="0" w:space="0" w:color="000000"/>
+        </w:pBdr>
+        <w:spacing w:line="360" w:lineRule="auto"/>
+        <w:ind w:left="-90"/>
+        <w:jc w:val="both"/>
+        <w:rPr>
+          <w:rFonts w:ascii="Calibri" w:eastAsia="Calibri" w:hAnsi="Calibri" w:cs="Calibri"/>
+        </w:rPr>
+      </w:pPr>
     </w:p>
     <w:p>
       <w:pPr>
@@ -8273,7 +8383,21 @@
         <w:rPr>
           <w:rFonts w:ascii="Calibri" w:eastAsia="Calibri" w:hAnsi="Calibri" w:cs="Calibri"/>
         </w:rPr>
-        <w:t xml:space="preserve"> di Negara Republik Indonesia.</w:t>
+        <w:t xml:space="preserve"> di Negara </w:t>
+      </w:r>
+      <w:proofErr w:type="spellStart"/>
+      <w:r>
+        <w:rPr>
+          <w:rFonts w:ascii="Calibri" w:eastAsia="Calibri" w:hAnsi="Calibri" w:cs="Calibri"/>
+        </w:rPr>
+        <w:t>Republik</w:t>
+      </w:r>
+      <w:proofErr w:type="spellEnd"/>
+      <w:r>
+        <w:rPr>
+          <w:rFonts w:ascii="Calibri" w:eastAsia="Calibri" w:hAnsi="Calibri" w:cs="Calibri"/>
+        </w:rPr>
+        <w:t xml:space="preserve"> Indonesia.</w:t>
       </w:r>
     </w:p>
     <w:p>
@@ -8844,6 +8968,78 @@
           <w:bottom w:val="none" w:sz="0" w:space="0" w:color="000000"/>
           <w:right w:val="none" w:sz="0" w:space="0" w:color="000000"/>
         </w:pBdr>
+        <w:tabs>
+          <w:tab w:val="left" w:pos="4060"/>
+          <w:tab w:val="center" w:pos="4680"/>
+        </w:tabs>
+        <w:spacing w:line="360" w:lineRule="auto"/>
+        <w:rPr>
+          <w:rFonts w:ascii="Calibri" w:eastAsia="Calibri" w:hAnsi="Calibri" w:cs="Calibri"/>
+          <w:b/>
+        </w:rPr>
+      </w:pPr>
+      <w:r>
+        <w:rPr>
+          <w:rFonts w:ascii="Calibri" w:eastAsia="Calibri" w:hAnsi="Calibri" w:cs="Calibri"/>
+          <w:b/>
+        </w:rPr>
+        <w:tab/>
+      </w:r>
+    </w:p>
+    <w:p>
+      <w:pPr>
+        <w:rPr>
+          <w:rFonts w:ascii="Calibri" w:eastAsia="Calibri" w:hAnsi="Calibri" w:cs="Calibri"/>
+          <w:b/>
+        </w:rPr>
+      </w:pPr>
+      <w:r>
+        <w:rPr>
+          <w:rFonts w:ascii="Calibri" w:eastAsia="Calibri" w:hAnsi="Calibri" w:cs="Calibri"/>
+          <w:b/>
+        </w:rPr>
+        <w:br w:type="page"/>
+      </w:r>
+    </w:p>
+    <w:p>
+      <w:pPr>
+        <w:pBdr>
+          <w:top w:val="none" w:sz="0" w:space="7" w:color="000000"/>
+          <w:left w:val="none" w:sz="0" w:space="0" w:color="000000"/>
+          <w:bottom w:val="none" w:sz="0" w:space="0" w:color="000000"/>
+          <w:right w:val="none" w:sz="0" w:space="0" w:color="000000"/>
+        </w:pBdr>
+        <w:tabs>
+          <w:tab w:val="left" w:pos="4060"/>
+          <w:tab w:val="center" w:pos="4680"/>
+        </w:tabs>
+        <w:spacing w:line="360" w:lineRule="auto"/>
+        <w:rPr>
+          <w:rFonts w:ascii="Calibri" w:eastAsia="Calibri" w:hAnsi="Calibri" w:cs="Calibri"/>
+          <w:b/>
+        </w:rPr>
+      </w:pPr>
+      <w:r>
+        <w:rPr>
+          <w:rFonts w:ascii="Calibri" w:eastAsia="Calibri" w:hAnsi="Calibri" w:cs="Calibri"/>
+          <w:b/>
+        </w:rPr>
+        <w:lastRenderedPageBreak/>
+        <w:tab/>
+      </w:r>
+    </w:p>
+    <w:p>
+      <w:pPr>
+        <w:pBdr>
+          <w:top w:val="none" w:sz="0" w:space="7" w:color="000000"/>
+          <w:left w:val="none" w:sz="0" w:space="0" w:color="000000"/>
+          <w:bottom w:val="none" w:sz="0" w:space="0" w:color="000000"/>
+          <w:right w:val="none" w:sz="0" w:space="0" w:color="000000"/>
+        </w:pBdr>
+        <w:tabs>
+          <w:tab w:val="left" w:pos="4060"/>
+          <w:tab w:val="center" w:pos="4680"/>
+        </w:tabs>
         <w:spacing w:line="360" w:lineRule="auto"/>
         <w:jc w:val="center"/>
         <w:rPr>
@@ -9144,7 +9340,21 @@
         <w:rPr>
           <w:rFonts w:ascii="Calibri" w:eastAsia="Calibri" w:hAnsi="Calibri" w:cs="Calibri"/>
         </w:rPr>
-        <w:t xml:space="preserve"> 2 (dua) dan masing-masing </w:t>
+        <w:t xml:space="preserve"> 2 (</w:t>
+      </w:r>
+      <w:proofErr w:type="spellStart"/>
+      <w:r>
+        <w:rPr>
+          <w:rFonts w:ascii="Calibri" w:eastAsia="Calibri" w:hAnsi="Calibri" w:cs="Calibri"/>
+        </w:rPr>
+        <w:t>dua</w:t>
+      </w:r>
+      <w:proofErr w:type="spellEnd"/>
+      <w:r>
+        <w:rPr>
+          <w:rFonts w:ascii="Calibri" w:eastAsia="Calibri" w:hAnsi="Calibri" w:cs="Calibri"/>
+        </w:rPr>
+        <w:t xml:space="preserve">) dan masing-masing </w:t>
       </w:r>
       <w:proofErr w:type="spellStart"/>
       <w:r>
@@ -9487,6 +9697,22 @@
         </w:rPr>
         <w:t xml:space="preserve"> FITRIANINGSIH</w:t>
       </w:r>
+    </w:p>
+    <w:p>
+      <w:pPr>
+        <w:pBdr>
+          <w:top w:val="none" w:sz="0" w:space="7" w:color="000000"/>
+          <w:left w:val="none" w:sz="0" w:space="0" w:color="000000"/>
+          <w:bottom w:val="none" w:sz="0" w:space="0" w:color="000000"/>
+          <w:right w:val="none" w:sz="0" w:space="0" w:color="000000"/>
+        </w:pBdr>
+        <w:spacing w:line="360" w:lineRule="auto"/>
+        <w:jc w:val="both"/>
+        <w:rPr>
+          <w:rFonts w:ascii="Calibri" w:eastAsia="Calibri" w:hAnsi="Calibri" w:cs="Calibri"/>
+          <w:b/>
+        </w:rPr>
+      </w:pPr>
     </w:p>
     <w:p/>
     <w:sectPr>
@@ -9502,7 +9728,7 @@
 </file>
 
 <file path=word/endnotes.xml><?xml version="1.0" encoding="utf-8"?>
-<w:endnotes xmlns:wpc="http://schemas.microsoft.com/office/word/2010/wordprocessingCanvas" xmlns:cx="http://schemas.microsoft.com/office/drawing/2014/chartex" xmlns:cx1="http://schemas.microsoft.com/office/drawing/2015/9/8/chartex" xmlns:cx2="http://schemas.microsoft.com/office/drawing/2015/10/21/chartex" xmlns:cx3="http://schemas.microsoft.com/office/drawing/2016/5/9/chartex" xmlns:cx4="http://schemas.microsoft.com/office/drawing/2016/5/10/chartex" xmlns:cx5="http://schemas.microsoft.com/office/drawing/2016/5/11/chartex" xmlns:cx6="http://schemas.microsoft.com/office/drawing/2016/5/12/chartex" xmlns:cx7="http://schemas.microsoft.com/office/drawing/2016/5/13/chartex" xmlns:cx8="http://schemas.microsoft.com/office/drawing/2016/5/14/chartex" xmlns:mc="http://schemas.openxmlformats.org/markup-compatibility/2006" xmlns:aink="http://schemas.microsoft.com/office/drawing/2016/ink" xmlns:am3d="http://schemas.microsoft.com/office/drawing/2017/model3d" xmlns:o="urn:schemas-microsoft-com:office:office" xmlns:oel="http://schemas.microsoft.com/office/2019/extlst" xmlns:r="http://schemas.openxmlformats.org/officeDocument/2006/relationships" xmlns:m="http://schemas.openxmlformats.org/officeDocument/2006/math" xmlns:v="urn:schemas-microsoft-com:vml" xmlns:wp14="http://schemas.microsoft.com/office/word/2010/wordprocessingDrawing" xmlns:wp="http://schemas.openxmlformats.org/drawingml/2006/wordprocessingDrawing" xmlns:w10="urn:schemas-microsoft-com:office:word" xmlns:w="http://schemas.openxmlformats.org/wordprocessingml/2006/main" xmlns:w14="http://schemas.microsoft.com/office/word/2010/wordml" xmlns:w15="http://schemas.microsoft.com/office/word/2012/wordml" xmlns:w16cex="http://schemas.microsoft.com/office/word/2018/wordml/cex" xmlns:w16cid="http://schemas.microsoft.com/office/word/2016/wordml/cid" xmlns:w16="http://schemas.microsoft.com/office/word/2018/wordml" xmlns:w16du="http://schemas.microsoft.com/office/word/2023/wordml/word16du" xmlns:w16sdtdh="http://schemas.microsoft.com/office/word/2020/wordml/sdtdatahash" xmlns:w16sdtfl="http://schemas.microsoft.com/office/word/2024/wordml/sdtformatlock" xmlns:w16se="http://schemas.microsoft.com/office/word/2015/wordml/symex" xmlns:wpg="http://schemas.microsoft.com/office/word/2010/wordprocessingGroup" xmlns:wpi="http://schemas.microsoft.com/office/word/2010/wordprocessingInk" xmlns:wne="http://schemas.microsoft.com/office/word/2006/wordml" xmlns:wps="http://schemas.microsoft.com/office/word/2010/wordprocessingShape" mc:Ignorable="w14 w15 w16se w16cid w16 w16cex w16sdtdh w16sdtfl w16du wp14">
+<w:endnotes xmlns:wpc="http://schemas.microsoft.com/office/word/2010/wordprocessingCanvas" xmlns:cx="http://schemas.microsoft.com/office/drawing/2014/chartex" xmlns:cx1="http://schemas.microsoft.com/office/drawing/2015/9/8/chartex" xmlns:cx2="http://schemas.microsoft.com/office/drawing/2015/10/21/chartex" xmlns:cx3="http://schemas.microsoft.com/office/drawing/2016/5/9/chartex" xmlns:cx4="http://schemas.microsoft.com/office/drawing/2016/5/10/chartex" xmlns:cx5="http://schemas.microsoft.com/office/drawing/2016/5/11/chartex" xmlns:cx6="http://schemas.microsoft.com/office/drawing/2016/5/12/chartex" xmlns:cx7="http://schemas.microsoft.com/office/drawing/2016/5/13/chartex" xmlns:cx8="http://schemas.microsoft.com/office/drawing/2016/5/14/chartex" xmlns:mc="http://schemas.openxmlformats.org/markup-compatibility/2006" xmlns:aink="http://schemas.microsoft.com/office/drawing/2016/ink" xmlns:am3d="http://schemas.microsoft.com/office/drawing/2017/model3d" xmlns:o="urn:schemas-microsoft-com:office:office" xmlns:r="http://schemas.openxmlformats.org/officeDocument/2006/relationships" xmlns:m="http://schemas.openxmlformats.org/officeDocument/2006/math" xmlns:v="urn:schemas-microsoft-com:vml" xmlns:wp14="http://schemas.microsoft.com/office/word/2010/wordprocessingDrawing" xmlns:wp="http://schemas.openxmlformats.org/drawingml/2006/wordprocessingDrawing" xmlns:w10="urn:schemas-microsoft-com:office:word" xmlns:w="http://schemas.openxmlformats.org/wordprocessingml/2006/main" xmlns:w14="http://schemas.microsoft.com/office/word/2010/wordml" xmlns:w15="http://schemas.microsoft.com/office/word/2012/wordml" xmlns:w16cex="http://schemas.microsoft.com/office/word/2018/wordml/cex" xmlns:w16cid="http://schemas.microsoft.com/office/word/2016/wordml/cid" xmlns:w16="http://schemas.microsoft.com/office/word/2018/wordml" xmlns:w16sdtdh="http://schemas.microsoft.com/office/word/2020/wordml/sdtdatahash" xmlns:w16se="http://schemas.microsoft.com/office/word/2015/wordml/symex" xmlns:wpg="http://schemas.microsoft.com/office/word/2010/wordprocessingGroup" xmlns:wpi="http://schemas.microsoft.com/office/word/2010/wordprocessingInk" xmlns:wne="http://schemas.microsoft.com/office/word/2006/wordml" xmlns:wps="http://schemas.microsoft.com/office/word/2010/wordprocessingShape" mc:Ignorable="w14 w15 w16se w16cid w16 w16cex w16sdtdh wp14">
   <w:endnote w:type="separator" w:id="-1">
     <w:p>
       <w:pPr>
@@ -9527,7 +9753,7 @@
 </file>
 
 <file path=word/footer1.xml><?xml version="1.0" encoding="utf-8"?>
-<w:ftr xmlns:wpc="http://schemas.microsoft.com/office/word/2010/wordprocessingCanvas" xmlns:cx="http://schemas.microsoft.com/office/drawing/2014/chartex" xmlns:cx1="http://schemas.microsoft.com/office/drawing/2015/9/8/chartex" xmlns:cx2="http://schemas.microsoft.com/office/drawing/2015/10/21/chartex" xmlns:cx3="http://schemas.microsoft.com/office/drawing/2016/5/9/chartex" xmlns:cx4="http://schemas.microsoft.com/office/drawing/2016/5/10/chartex" xmlns:cx5="http://schemas.microsoft.com/office/drawing/2016/5/11/chartex" xmlns:cx6="http://schemas.microsoft.com/office/drawing/2016/5/12/chartex" xmlns:cx7="http://schemas.microsoft.com/office/drawing/2016/5/13/chartex" xmlns:cx8="http://schemas.microsoft.com/office/drawing/2016/5/14/chartex" xmlns:mc="http://schemas.openxmlformats.org/markup-compatibility/2006" xmlns:aink="http://schemas.microsoft.com/office/drawing/2016/ink" xmlns:am3d="http://schemas.microsoft.com/office/drawing/2017/model3d" xmlns:o="urn:schemas-microsoft-com:office:office" xmlns:oel="http://schemas.microsoft.com/office/2019/extlst" xmlns:r="http://schemas.openxmlformats.org/officeDocument/2006/relationships" xmlns:m="http://schemas.openxmlformats.org/officeDocument/2006/math" xmlns:v="urn:schemas-microsoft-com:vml" xmlns:wp14="http://schemas.microsoft.com/office/word/2010/wordprocessingDrawing" xmlns:wp="http://schemas.openxmlformats.org/drawingml/2006/wordprocessingDrawing" xmlns:w10="urn:schemas-microsoft-com:office:word" xmlns:w="http://schemas.openxmlformats.org/wordprocessingml/2006/main" xmlns:w14="http://schemas.microsoft.com/office/word/2010/wordml" xmlns:w15="http://schemas.microsoft.com/office/word/2012/wordml" xmlns:w16cex="http://schemas.microsoft.com/office/word/2018/wordml/cex" xmlns:w16cid="http://schemas.microsoft.com/office/word/2016/wordml/cid" xmlns:w16="http://schemas.microsoft.com/office/word/2018/wordml" xmlns:w16du="http://schemas.microsoft.com/office/word/2023/wordml/word16du" xmlns:w16sdtdh="http://schemas.microsoft.com/office/word/2020/wordml/sdtdatahash" xmlns:w16sdtfl="http://schemas.microsoft.com/office/word/2024/wordml/sdtformatlock" xmlns:w16se="http://schemas.microsoft.com/office/word/2015/wordml/symex" xmlns:wpg="http://schemas.microsoft.com/office/word/2010/wordprocessingGroup" xmlns:wpi="http://schemas.microsoft.com/office/word/2010/wordprocessingInk" xmlns:wne="http://schemas.microsoft.com/office/word/2006/wordml" xmlns:wps="http://schemas.microsoft.com/office/word/2010/wordprocessingShape" mc:Ignorable="w14 w15 w16se w16cid w16 w16cex w16sdtdh w16sdtfl w16du wp14">
+<w:ftr xmlns:wpc="http://schemas.microsoft.com/office/word/2010/wordprocessingCanvas" xmlns:cx="http://schemas.microsoft.com/office/drawing/2014/chartex" xmlns:cx1="http://schemas.microsoft.com/office/drawing/2015/9/8/chartex" xmlns:cx2="http://schemas.microsoft.com/office/drawing/2015/10/21/chartex" xmlns:cx3="http://schemas.microsoft.com/office/drawing/2016/5/9/chartex" xmlns:cx4="http://schemas.microsoft.com/office/drawing/2016/5/10/chartex" xmlns:cx5="http://schemas.microsoft.com/office/drawing/2016/5/11/chartex" xmlns:cx6="http://schemas.microsoft.com/office/drawing/2016/5/12/chartex" xmlns:cx7="http://schemas.microsoft.com/office/drawing/2016/5/13/chartex" xmlns:cx8="http://schemas.microsoft.com/office/drawing/2016/5/14/chartex" xmlns:mc="http://schemas.openxmlformats.org/markup-compatibility/2006" xmlns:aink="http://schemas.microsoft.com/office/drawing/2016/ink" xmlns:am3d="http://schemas.microsoft.com/office/drawing/2017/model3d" xmlns:o="urn:schemas-microsoft-com:office:office" xmlns:r="http://schemas.openxmlformats.org/officeDocument/2006/relationships" xmlns:m="http://schemas.openxmlformats.org/officeDocument/2006/math" xmlns:v="urn:schemas-microsoft-com:vml" xmlns:wp14="http://schemas.microsoft.com/office/word/2010/wordprocessingDrawing" xmlns:wp="http://schemas.openxmlformats.org/drawingml/2006/wordprocessingDrawing" xmlns:w10="urn:schemas-microsoft-com:office:word" xmlns:w="http://schemas.openxmlformats.org/wordprocessingml/2006/main" xmlns:w14="http://schemas.microsoft.com/office/word/2010/wordml" xmlns:w15="http://schemas.microsoft.com/office/word/2012/wordml" xmlns:w16cex="http://schemas.microsoft.com/office/word/2018/wordml/cex" xmlns:w16cid="http://schemas.microsoft.com/office/word/2016/wordml/cid" xmlns:w16="http://schemas.microsoft.com/office/word/2018/wordml" xmlns:w16sdtdh="http://schemas.microsoft.com/office/word/2020/wordml/sdtdatahash" xmlns:w16se="http://schemas.microsoft.com/office/word/2015/wordml/symex" xmlns:wpg="http://schemas.microsoft.com/office/word/2010/wordprocessingGroup" xmlns:wpi="http://schemas.microsoft.com/office/word/2010/wordprocessingInk" xmlns:wne="http://schemas.microsoft.com/office/word/2006/wordml" xmlns:wps="http://schemas.microsoft.com/office/word/2010/wordprocessingShape" mc:Ignorable="w14 w15 w16se w16cid w16 w16cex w16sdtdh wp14">
   <w:sdt>
     <w:sdtPr>
       <w:id w:val="-1811167388"/>
@@ -9636,7 +9862,7 @@
 </file>
 
 <file path=word/footnotes.xml><?xml version="1.0" encoding="utf-8"?>
-<w:footnotes xmlns:wpc="http://schemas.microsoft.com/office/word/2010/wordprocessingCanvas" xmlns:cx="http://schemas.microsoft.com/office/drawing/2014/chartex" xmlns:cx1="http://schemas.microsoft.com/office/drawing/2015/9/8/chartex" xmlns:cx2="http://schemas.microsoft.com/office/drawing/2015/10/21/chartex" xmlns:cx3="http://schemas.microsoft.com/office/drawing/2016/5/9/chartex" xmlns:cx4="http://schemas.microsoft.com/office/drawing/2016/5/10/chartex" xmlns:cx5="http://schemas.microsoft.com/office/drawing/2016/5/11/chartex" xmlns:cx6="http://schemas.microsoft.com/office/drawing/2016/5/12/chartex" xmlns:cx7="http://schemas.microsoft.com/office/drawing/2016/5/13/chartex" xmlns:cx8="http://schemas.microsoft.com/office/drawing/2016/5/14/chartex" xmlns:mc="http://schemas.openxmlformats.org/markup-compatibility/2006" xmlns:aink="http://schemas.microsoft.com/office/drawing/2016/ink" xmlns:am3d="http://schemas.microsoft.com/office/drawing/2017/model3d" xmlns:o="urn:schemas-microsoft-com:office:office" xmlns:oel="http://schemas.microsoft.com/office/2019/extlst" xmlns:r="http://schemas.openxmlformats.org/officeDocument/2006/relationships" xmlns:m="http://schemas.openxmlformats.org/officeDocument/2006/math" xmlns:v="urn:schemas-microsoft-com:vml" xmlns:wp14="http://schemas.microsoft.com/office/word/2010/wordprocessingDrawing" xmlns:wp="http://schemas.openxmlformats.org/drawingml/2006/wordprocessingDrawing" xmlns:w10="urn:schemas-microsoft-com:office:word" xmlns:w="http://schemas.openxmlformats.org/wordprocessingml/2006/main" xmlns:w14="http://schemas.microsoft.com/office/word/2010/wordml" xmlns:w15="http://schemas.microsoft.com/office/word/2012/wordml" xmlns:w16cex="http://schemas.microsoft.com/office/word/2018/wordml/cex" xmlns:w16cid="http://schemas.microsoft.com/office/word/2016/wordml/cid" xmlns:w16="http://schemas.microsoft.com/office/word/2018/wordml" xmlns:w16du="http://schemas.microsoft.com/office/word/2023/wordml/word16du" xmlns:w16sdtdh="http://schemas.microsoft.com/office/word/2020/wordml/sdtdatahash" xmlns:w16sdtfl="http://schemas.microsoft.com/office/word/2024/wordml/sdtformatlock" xmlns:w16se="http://schemas.microsoft.com/office/word/2015/wordml/symex" xmlns:wpg="http://schemas.microsoft.com/office/word/2010/wordprocessingGroup" xmlns:wpi="http://schemas.microsoft.com/office/word/2010/wordprocessingInk" xmlns:wne="http://schemas.microsoft.com/office/word/2006/wordml" xmlns:wps="http://schemas.microsoft.com/office/word/2010/wordprocessingShape" mc:Ignorable="w14 w15 w16se w16cid w16 w16cex w16sdtdh w16sdtfl w16du wp14">
+<w:footnotes xmlns:wpc="http://schemas.microsoft.com/office/word/2010/wordprocessingCanvas" xmlns:cx="http://schemas.microsoft.com/office/drawing/2014/chartex" xmlns:cx1="http://schemas.microsoft.com/office/drawing/2015/9/8/chartex" xmlns:cx2="http://schemas.microsoft.com/office/drawing/2015/10/21/chartex" xmlns:cx3="http://schemas.microsoft.com/office/drawing/2016/5/9/chartex" xmlns:cx4="http://schemas.microsoft.com/office/drawing/2016/5/10/chartex" xmlns:cx5="http://schemas.microsoft.com/office/drawing/2016/5/11/chartex" xmlns:cx6="http://schemas.microsoft.com/office/drawing/2016/5/12/chartex" xmlns:cx7="http://schemas.microsoft.com/office/drawing/2016/5/13/chartex" xmlns:cx8="http://schemas.microsoft.com/office/drawing/2016/5/14/chartex" xmlns:mc="http://schemas.openxmlformats.org/markup-compatibility/2006" xmlns:aink="http://schemas.microsoft.com/office/drawing/2016/ink" xmlns:am3d="http://schemas.microsoft.com/office/drawing/2017/model3d" xmlns:o="urn:schemas-microsoft-com:office:office" xmlns:r="http://schemas.openxmlformats.org/officeDocument/2006/relationships" xmlns:m="http://schemas.openxmlformats.org/officeDocument/2006/math" xmlns:v="urn:schemas-microsoft-com:vml" xmlns:wp14="http://schemas.microsoft.com/office/word/2010/wordprocessingDrawing" xmlns:wp="http://schemas.openxmlformats.org/drawingml/2006/wordprocessingDrawing" xmlns:w10="urn:schemas-microsoft-com:office:word" xmlns:w="http://schemas.openxmlformats.org/wordprocessingml/2006/main" xmlns:w14="http://schemas.microsoft.com/office/word/2010/wordml" xmlns:w15="http://schemas.microsoft.com/office/word/2012/wordml" xmlns:w16cex="http://schemas.microsoft.com/office/word/2018/wordml/cex" xmlns:w16cid="http://schemas.microsoft.com/office/word/2016/wordml/cid" xmlns:w16="http://schemas.microsoft.com/office/word/2018/wordml" xmlns:w16sdtdh="http://schemas.microsoft.com/office/word/2020/wordml/sdtdatahash" xmlns:w16se="http://schemas.microsoft.com/office/word/2015/wordml/symex" xmlns:wpg="http://schemas.microsoft.com/office/word/2010/wordprocessingGroup" xmlns:wpi="http://schemas.microsoft.com/office/word/2010/wordprocessingInk" xmlns:wne="http://schemas.microsoft.com/office/word/2006/wordml" xmlns:wps="http://schemas.microsoft.com/office/word/2010/wordprocessingShape" mc:Ignorable="w14 w15 w16se w16cid w16 w16cex w16sdtdh wp14">
   <w:footnote w:type="separator" w:id="-1">
     <w:p>
       <w:pPr>
@@ -9661,7 +9887,7 @@
 </file>
 
 <file path=word/header1.xml><?xml version="1.0" encoding="utf-8"?>
-<w:hdr xmlns:wpc="http://schemas.microsoft.com/office/word/2010/wordprocessingCanvas" xmlns:cx="http://schemas.microsoft.com/office/drawing/2014/chartex" xmlns:cx1="http://schemas.microsoft.com/office/drawing/2015/9/8/chartex" xmlns:cx2="http://schemas.microsoft.com/office/drawing/2015/10/21/chartex" xmlns:cx3="http://schemas.microsoft.com/office/drawing/2016/5/9/chartex" xmlns:cx4="http://schemas.microsoft.com/office/drawing/2016/5/10/chartex" xmlns:cx5="http://schemas.microsoft.com/office/drawing/2016/5/11/chartex" xmlns:cx6="http://schemas.microsoft.com/office/drawing/2016/5/12/chartex" xmlns:cx7="http://schemas.microsoft.com/office/drawing/2016/5/13/chartex" xmlns:cx8="http://schemas.microsoft.com/office/drawing/2016/5/14/chartex" xmlns:mc="http://schemas.openxmlformats.org/markup-compatibility/2006" xmlns:aink="http://schemas.microsoft.com/office/drawing/2016/ink" xmlns:am3d="http://schemas.microsoft.com/office/drawing/2017/model3d" xmlns:o="urn:schemas-microsoft-com:office:office" xmlns:oel="http://schemas.microsoft.com/office/2019/extlst" xmlns:r="http://schemas.openxmlformats.org/officeDocument/2006/relationships" xmlns:m="http://schemas.openxmlformats.org/officeDocument/2006/math" xmlns:v="urn:schemas-microsoft-com:vml" xmlns:wp14="http://schemas.microsoft.com/office/word/2010/wordprocessingDrawing" xmlns:wp="http://schemas.openxmlformats.org/drawingml/2006/wordprocessingDrawing" xmlns:w10="urn:schemas-microsoft-com:office:word" xmlns:w="http://schemas.openxmlformats.org/wordprocessingml/2006/main" xmlns:w14="http://schemas.microsoft.com/office/word/2010/wordml" xmlns:w15="http://schemas.microsoft.com/office/word/2012/wordml" xmlns:w16cex="http://schemas.microsoft.com/office/word/2018/wordml/cex" xmlns:w16cid="http://schemas.microsoft.com/office/word/2016/wordml/cid" xmlns:w16="http://schemas.microsoft.com/office/word/2018/wordml" xmlns:w16du="http://schemas.microsoft.com/office/word/2023/wordml/word16du" xmlns:w16sdtdh="http://schemas.microsoft.com/office/word/2020/wordml/sdtdatahash" xmlns:w16sdtfl="http://schemas.microsoft.com/office/word/2024/wordml/sdtformatlock" xmlns:w16se="http://schemas.microsoft.com/office/word/2015/wordml/symex" xmlns:wpg="http://schemas.microsoft.com/office/word/2010/wordprocessingGroup" xmlns:wpi="http://schemas.microsoft.com/office/word/2010/wordprocessingInk" xmlns:wne="http://schemas.microsoft.com/office/word/2006/wordml" xmlns:wps="http://schemas.microsoft.com/office/word/2010/wordprocessingShape" mc:Ignorable="w14 w15 w16se w16cid w16 w16cex w16sdtdh w16sdtfl w16du wp14">
+<w:hdr xmlns:wpc="http://schemas.microsoft.com/office/word/2010/wordprocessingCanvas" xmlns:cx="http://schemas.microsoft.com/office/drawing/2014/chartex" xmlns:cx1="http://schemas.microsoft.com/office/drawing/2015/9/8/chartex" xmlns:cx2="http://schemas.microsoft.com/office/drawing/2015/10/21/chartex" xmlns:cx3="http://schemas.microsoft.com/office/drawing/2016/5/9/chartex" xmlns:cx4="http://schemas.microsoft.com/office/drawing/2016/5/10/chartex" xmlns:cx5="http://schemas.microsoft.com/office/drawing/2016/5/11/chartex" xmlns:cx6="http://schemas.microsoft.com/office/drawing/2016/5/12/chartex" xmlns:cx7="http://schemas.microsoft.com/office/drawing/2016/5/13/chartex" xmlns:cx8="http://schemas.microsoft.com/office/drawing/2016/5/14/chartex" xmlns:mc="http://schemas.openxmlformats.org/markup-compatibility/2006" xmlns:aink="http://schemas.microsoft.com/office/drawing/2016/ink" xmlns:am3d="http://schemas.microsoft.com/office/drawing/2017/model3d" xmlns:o="urn:schemas-microsoft-com:office:office" xmlns:r="http://schemas.openxmlformats.org/officeDocument/2006/relationships" xmlns:m="http://schemas.openxmlformats.org/officeDocument/2006/math" xmlns:v="urn:schemas-microsoft-com:vml" xmlns:wp14="http://schemas.microsoft.com/office/word/2010/wordprocessingDrawing" xmlns:wp="http://schemas.openxmlformats.org/drawingml/2006/wordprocessingDrawing" xmlns:w10="urn:schemas-microsoft-com:office:word" xmlns:w="http://schemas.openxmlformats.org/wordprocessingml/2006/main" xmlns:w14="http://schemas.microsoft.com/office/word/2010/wordml" xmlns:w15="http://schemas.microsoft.com/office/word/2012/wordml" xmlns:w16cex="http://schemas.microsoft.com/office/word/2018/wordml/cex" xmlns:w16cid="http://schemas.microsoft.com/office/word/2016/wordml/cid" xmlns:w16="http://schemas.microsoft.com/office/word/2018/wordml" xmlns:w16sdtdh="http://schemas.microsoft.com/office/word/2020/wordml/sdtdatahash" xmlns:w16se="http://schemas.microsoft.com/office/word/2015/wordml/symex" xmlns:wpg="http://schemas.microsoft.com/office/word/2010/wordprocessingGroup" xmlns:wpi="http://schemas.microsoft.com/office/word/2010/wordprocessingInk" xmlns:wne="http://schemas.microsoft.com/office/word/2006/wordml" xmlns:wps="http://schemas.microsoft.com/office/word/2010/wordprocessingShape" mc:Ignorable="w14 w15 w16se w16cid w16 w16cex w16sdtdh wp14">
   <w:p>
     <w:pPr>
       <w:pStyle w:val="Header"/>
@@ -9818,8 +10044,13 @@
       <w:ind w:left="-567"/>
       <w:jc w:val="right"/>
     </w:pPr>
+    <w:proofErr w:type="spellStart"/>
     <w:r>
-      <w:t>Jawa Barat</w:t>
+      <w:t>Jawa</w:t>
+    </w:r>
+    <w:proofErr w:type="spellEnd"/>
+    <w:r>
+      <w:t> Barat</w:t>
     </w:r>
     <w:r>
       <w:t xml:space="preserve"> </w:t>
@@ -9901,7 +10132,7 @@
             </wp:anchor>
           </w:drawing>
         </mc:Choice>
-        <mc:Fallback>
+        <mc:Fallback xmlns:w16sdtfl="http://schemas.microsoft.com/office/word/2024/wordml/sdtformatlock" xmlns:w16du="http://schemas.microsoft.com/office/word/2023/wordml/word16du" xmlns:oel="http://schemas.microsoft.com/office/2019/extlst">
           <w:pict>
             <v:line w14:anchorId="611D5454" id="Straight Connector 15" o:spid="_x0000_s1026" style="position:absolute;flip:x;z-index:251660288;visibility:visible;mso-wrap-style:square;mso-wrap-distance-left:9pt;mso-wrap-distance-top:0;mso-wrap-distance-right:9pt;mso-wrap-distance-bottom:0;mso-position-horizontal:absolute;mso-position-horizontal-relative:text;mso-position-vertical:absolute;mso-position-vertical-relative:text" from="248.25pt,23.95pt" to="451.5pt,23.95pt" o:gfxdata="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" strokecolor="#f7931e"/>
           </w:pict>
@@ -9934,7 +10165,7 @@
 </file>
 
 <file path=word/numbering.xml><?xml version="1.0" encoding="utf-8"?>
-<w:numbering xmlns:wpc="http://schemas.microsoft.com/office/word/2010/wordprocessingCanvas" xmlns:cx="http://schemas.microsoft.com/office/drawing/2014/chartex" xmlns:cx1="http://schemas.microsoft.com/office/drawing/2015/9/8/chartex" xmlns:cx2="http://schemas.microsoft.com/office/drawing/2015/10/21/chartex" xmlns:cx3="http://schemas.microsoft.com/office/drawing/2016/5/9/chartex" xmlns:cx4="http://schemas.microsoft.com/office/drawing/2016/5/10/chartex" xmlns:cx5="http://schemas.microsoft.com/office/drawing/2016/5/11/chartex" xmlns:cx6="http://schemas.microsoft.com/office/drawing/2016/5/12/chartex" xmlns:cx7="http://schemas.microsoft.com/office/drawing/2016/5/13/chartex" xmlns:cx8="http://schemas.microsoft.com/office/drawing/2016/5/14/chartex" xmlns:mc="http://schemas.openxmlformats.org/markup-compatibility/2006" xmlns:aink="http://schemas.microsoft.com/office/drawing/2016/ink" xmlns:am3d="http://schemas.microsoft.com/office/drawing/2017/model3d" xmlns:o="urn:schemas-microsoft-com:office:office" xmlns:oel="http://schemas.microsoft.com/office/2019/extlst" xmlns:r="http://schemas.openxmlformats.org/officeDocument/2006/relationships" xmlns:m="http://schemas.openxmlformats.org/officeDocument/2006/math" xmlns:v="urn:schemas-microsoft-com:vml" xmlns:wp14="http://schemas.microsoft.com/office/word/2010/wordprocessingDrawing" xmlns:wp="http://schemas.openxmlformats.org/drawingml/2006/wordprocessingDrawing" xmlns:w10="urn:schemas-microsoft-com:office:word" xmlns:w="http://schemas.openxmlformats.org/wordprocessingml/2006/main" xmlns:w14="http://schemas.microsoft.com/office/word/2010/wordml" xmlns:w15="http://schemas.microsoft.com/office/word/2012/wordml" xmlns:w16cex="http://schemas.microsoft.com/office/word/2018/wordml/cex" xmlns:w16cid="http://schemas.microsoft.com/office/word/2016/wordml/cid" xmlns:w16="http://schemas.microsoft.com/office/word/2018/wordml" xmlns:w16du="http://schemas.microsoft.com/office/word/2023/wordml/word16du" xmlns:w16sdtdh="http://schemas.microsoft.com/office/word/2020/wordml/sdtdatahash" xmlns:w16sdtfl="http://schemas.microsoft.com/office/word/2024/wordml/sdtformatlock" xmlns:w16se="http://schemas.microsoft.com/office/word/2015/wordml/symex" xmlns:wpg="http://schemas.microsoft.com/office/word/2010/wordprocessingGroup" xmlns:wpi="http://schemas.microsoft.com/office/word/2010/wordprocessingInk" xmlns:wne="http://schemas.microsoft.com/office/word/2006/wordml" xmlns:wps="http://schemas.microsoft.com/office/word/2010/wordprocessingShape" mc:Ignorable="w14 w15 w16se w16cid w16 w16cex w16sdtdh w16sdtfl w16du wp14">
+<w:numbering xmlns:wpc="http://schemas.microsoft.com/office/word/2010/wordprocessingCanvas" xmlns:cx="http://schemas.microsoft.com/office/drawing/2014/chartex" xmlns:cx1="http://schemas.microsoft.com/office/drawing/2015/9/8/chartex" xmlns:cx2="http://schemas.microsoft.com/office/drawing/2015/10/21/chartex" xmlns:cx3="http://schemas.microsoft.com/office/drawing/2016/5/9/chartex" xmlns:cx4="http://schemas.microsoft.com/office/drawing/2016/5/10/chartex" xmlns:cx5="http://schemas.microsoft.com/office/drawing/2016/5/11/chartex" xmlns:cx6="http://schemas.microsoft.com/office/drawing/2016/5/12/chartex" xmlns:cx7="http://schemas.microsoft.com/office/drawing/2016/5/13/chartex" xmlns:cx8="http://schemas.microsoft.com/office/drawing/2016/5/14/chartex" xmlns:mc="http://schemas.openxmlformats.org/markup-compatibility/2006" xmlns:aink="http://schemas.microsoft.com/office/drawing/2016/ink" xmlns:am3d="http://schemas.microsoft.com/office/drawing/2017/model3d" xmlns:o="urn:schemas-microsoft-com:office:office" xmlns:r="http://schemas.openxmlformats.org/officeDocument/2006/relationships" xmlns:m="http://schemas.openxmlformats.org/officeDocument/2006/math" xmlns:v="urn:schemas-microsoft-com:vml" xmlns:wp14="http://schemas.microsoft.com/office/word/2010/wordprocessingDrawing" xmlns:wp="http://schemas.openxmlformats.org/drawingml/2006/wordprocessingDrawing" xmlns:w10="urn:schemas-microsoft-com:office:word" xmlns:w="http://schemas.openxmlformats.org/wordprocessingml/2006/main" xmlns:w14="http://schemas.microsoft.com/office/word/2010/wordml" xmlns:w15="http://schemas.microsoft.com/office/word/2012/wordml" xmlns:w16cex="http://schemas.microsoft.com/office/word/2018/wordml/cex" xmlns:w16cid="http://schemas.microsoft.com/office/word/2016/wordml/cid" xmlns:w16="http://schemas.microsoft.com/office/word/2018/wordml" xmlns:w16sdtdh="http://schemas.microsoft.com/office/word/2020/wordml/sdtdatahash" xmlns:w16se="http://schemas.microsoft.com/office/word/2015/wordml/symex" xmlns:wpg="http://schemas.microsoft.com/office/word/2010/wordprocessingGroup" xmlns:wpi="http://schemas.microsoft.com/office/word/2010/wordprocessingInk" xmlns:wne="http://schemas.microsoft.com/office/word/2006/wordml" xmlns:wps="http://schemas.microsoft.com/office/word/2010/wordprocessingShape" mc:Ignorable="w14 w15 w16se w16cid w16 w16cex w16sdtdh wp14">
   <w:abstractNum w:abstractNumId="0" w15:restartNumberingAfterBreak="0">
     <w:nsid w:val="029A785B"/>
     <w:multiLevelType w:val="multilevel"/>
@@ -10944,44 +11175,44 @@
       </w:pPr>
     </w:lvl>
   </w:abstractNum>
-  <w:num w:numId="1" w16cid:durableId="47846216">
+  <w:num w:numId="1">
     <w:abstractNumId w:val="3"/>
   </w:num>
-  <w:num w:numId="2" w16cid:durableId="747338083">
+  <w:num w:numId="2">
     <w:abstractNumId w:val="8"/>
   </w:num>
-  <w:num w:numId="3" w16cid:durableId="636297608">
+  <w:num w:numId="3">
     <w:abstractNumId w:val="9"/>
   </w:num>
-  <w:num w:numId="4" w16cid:durableId="1630361794">
+  <w:num w:numId="4">
     <w:abstractNumId w:val="1"/>
   </w:num>
-  <w:num w:numId="5" w16cid:durableId="794567535">
+  <w:num w:numId="5">
     <w:abstractNumId w:val="6"/>
   </w:num>
-  <w:num w:numId="6" w16cid:durableId="1782646115">
+  <w:num w:numId="6">
     <w:abstractNumId w:val="0"/>
   </w:num>
-  <w:num w:numId="7" w16cid:durableId="335960792">
+  <w:num w:numId="7">
     <w:abstractNumId w:val="10"/>
   </w:num>
-  <w:num w:numId="8" w16cid:durableId="1999260317">
+  <w:num w:numId="8">
     <w:abstractNumId w:val="2"/>
   </w:num>
-  <w:num w:numId="9" w16cid:durableId="1141847822">
+  <w:num w:numId="9">
     <w:abstractNumId w:val="5"/>
   </w:num>
-  <w:num w:numId="10" w16cid:durableId="778526463">
+  <w:num w:numId="10">
     <w:abstractNumId w:val="4"/>
   </w:num>
-  <w:num w:numId="11" w16cid:durableId="1250313934">
+  <w:num w:numId="11">
     <w:abstractNumId w:val="7"/>
   </w:num>
 </w:numbering>
 </file>
 
 <file path=word/styles.xml><?xml version="1.0" encoding="utf-8"?>
-<w:styles xmlns:mc="http://schemas.openxmlformats.org/markup-compatibility/2006" xmlns:r="http://schemas.openxmlformats.org/officeDocument/2006/relationships" xmlns:w="http://schemas.openxmlformats.org/wordprocessingml/2006/main" xmlns:w14="http://schemas.microsoft.com/office/word/2010/wordml" xmlns:w15="http://schemas.microsoft.com/office/word/2012/wordml" xmlns:w16cex="http://schemas.microsoft.com/office/word/2018/wordml/cex" xmlns:w16cid="http://schemas.microsoft.com/office/word/2016/wordml/cid" xmlns:w16="http://schemas.microsoft.com/office/word/2018/wordml" xmlns:w16du="http://schemas.microsoft.com/office/word/2023/wordml/word16du" xmlns:w16sdtdh="http://schemas.microsoft.com/office/word/2020/wordml/sdtdatahash" xmlns:w16sdtfl="http://schemas.microsoft.com/office/word/2024/wordml/sdtformatlock" xmlns:w16se="http://schemas.microsoft.com/office/word/2015/wordml/symex" mc:Ignorable="w14 w15 w16se w16cid w16 w16cex w16sdtdh w16sdtfl w16du">
+<w:styles xmlns:mc="http://schemas.openxmlformats.org/markup-compatibility/2006" xmlns:r="http://schemas.openxmlformats.org/officeDocument/2006/relationships" xmlns:w="http://schemas.openxmlformats.org/wordprocessingml/2006/main" xmlns:w14="http://schemas.microsoft.com/office/word/2010/wordml" xmlns:w15="http://schemas.microsoft.com/office/word/2012/wordml" xmlns:w16cex="http://schemas.microsoft.com/office/word/2018/wordml/cex" xmlns:w16cid="http://schemas.microsoft.com/office/word/2016/wordml/cid" xmlns:w16="http://schemas.microsoft.com/office/word/2018/wordml" xmlns:w16sdtdh="http://schemas.microsoft.com/office/word/2020/wordml/sdtdatahash" xmlns:w16se="http://schemas.microsoft.com/office/word/2015/wordml/symex" mc:Ignorable="w14 w15 w16se w16cid w16 w16cex w16sdtdh">
   <w:docDefaults>
     <w:rPrDefault>
       <w:rPr>
